--- a/docs/accounts/eco/scenarij-demonstracii-zhivoy-zagruzki.docx
+++ b/docs/accounts/eco/scenarij-demonstracii-zhivoy-zagruzki.docx
@@ -47,21 +47,7 @@
         <w:pStyle w:val="Heading2"/>
       </w:pPr>
       <w:r>
-        <w:t>Что подготовлено</w:t>
-      </w:r>
-    </w:p>
-    <w:p>
-      <w:r>
-        <w:t xml:space="preserve">- </w:t>
-      </w:r>
-      <w:r>
-        <w:rPr>
-          <w:b/>
-        </w:rPr>
-        <w:t>`demo-baza-bez-3-dokumentov.zip`</w:t>
-      </w:r>
-      <w:r>
-        <w:t xml:space="preserve"> — 24 из 27 документов корпуса </w:t>
+        <w:t xml:space="preserve">Подход: прямо в </w:t>
       </w:r>
       <w:r>
         <w:rPr>
@@ -71,7 +57,174 @@
         <w:t>ЭКО_2</w:t>
       </w:r>
       <w:r>
-        <w:t>, специально без трёх файлов ниже. Это стартовая загрузка для демо-коллекции.</w:t>
+        <w:t>, без отдельной демо-коллекции</w:t>
+      </w:r>
+    </w:p>
+    <w:p>
+      <w:r>
+        <w:rPr>
+          <w:b/>
+        </w:rPr>
+        <w:t>Решение (12.09.2026):</w:t>
+      </w:r>
+      <w:r>
+        <w:t xml:space="preserve"> не создавать отдельную демо-коллекцию — использовать </w:t>
+      </w:r>
+      <w:r>
+        <w:rPr>
+          <w:rFonts w:ascii="Consolas" w:hAnsi="Consolas"/>
+          <w:sz w:val="20"/>
+        </w:rPr>
+        <w:t>ЭКО_2</w:t>
+      </w:r>
+      <w:r>
+        <w:t xml:space="preserve"> напрямую. </w:t>
+      </w:r>
+      <w:r>
+        <w:rPr>
+          <w:rFonts w:ascii="Consolas" w:hAnsi="Consolas"/>
+          <w:sz w:val="20"/>
+        </w:rPr>
+        <w:t>ЭКО_2</w:t>
+      </w:r>
+      <w:r>
+        <w:t xml:space="preserve"> уже содержит все 27 документов, включая три ниже. Схема: </w:t>
+      </w:r>
+      <w:r>
+        <w:rPr>
+          <w:b/>
+        </w:rPr>
+        <w:t>удалить</w:t>
+      </w:r>
+      <w:r>
+        <w:t xml:space="preserve"> эти три файла из </w:t>
+      </w:r>
+      <w:r>
+        <w:rPr>
+          <w:rFonts w:ascii="Consolas" w:hAnsi="Consolas"/>
+          <w:sz w:val="20"/>
+        </w:rPr>
+        <w:t>ЭКО_2</w:t>
+      </w:r>
+      <w:r>
+        <w:t xml:space="preserve"> перед встречей → на демо показать «до» (документа нет) → загрузить его вживую → показать «после» → по завершении демо-цикла </w:t>
+      </w:r>
+      <w:r>
+        <w:rPr>
+          <w:b/>
+        </w:rPr>
+        <w:t>удалить обратно</w:t>
+      </w:r>
+      <w:r>
+        <w:t xml:space="preserve">, чтобы вернуть </w:t>
+      </w:r>
+      <w:r>
+        <w:rPr>
+          <w:rFonts w:ascii="Consolas" w:hAnsi="Consolas"/>
+          <w:sz w:val="20"/>
+        </w:rPr>
+        <w:t>ЭКО_2</w:t>
+      </w:r>
+      <w:r>
+        <w:t xml:space="preserve"> в чистое референсное состояние для дальнейших тестов.</w:t>
+      </w:r>
+    </w:p>
+    <w:p>
+      <w:r>
+        <w:rPr>
+          <w:b/>
+        </w:rPr>
+        <w:t>⚠️ Проверить заранее, до встречи с заказчиком: точечное удаление документа из `ЭКО_2` вообще доступно через UI.</w:t>
+      </w:r>
+      <w:r>
+        <w:t xml:space="preserve"> Сегодня при попытке удалить файл из коллекции </w:t>
+      </w:r>
+      <w:r>
+        <w:rPr>
+          <w:rFonts w:ascii="Consolas" w:hAnsi="Consolas"/>
+          <w:sz w:val="20"/>
+        </w:rPr>
+        <w:t>eco</w:t>
+      </w:r>
+      <w:r>
+        <w:t xml:space="preserve"> (папка </w:t>
+      </w:r>
+      <w:r>
+        <w:rPr>
+          <w:rFonts w:ascii="Consolas" w:hAnsi="Consolas"/>
+          <w:sz w:val="20"/>
+        </w:rPr>
+        <w:t>для теста ИИ (1)</w:t>
+      </w:r>
+      <w:r>
+        <w:t xml:space="preserve">) выяснилось, что точечного удаления там нет — ни в «Источники → Документы» (меню «...»: только Превью/Скачать оригинал/Разобранные данные), ни в администрировании коллекции (только настройки коллекции целиком, см. </w:t>
+      </w:r>
+      <w:r>
+        <w:rPr>
+          <w:rFonts w:ascii="Consolas" w:hAnsi="Consolas"/>
+          <w:sz w:val="20"/>
+        </w:rPr>
+        <w:t>pilot-test-03-eco2-protocol.md</w:t>
+      </w:r>
+      <w:r>
+        <w:t xml:space="preserve">, «Критическая находка»). Тот случай был про чужую загрузку (файлы </w:t>
+      </w:r>
+      <w:r>
+        <w:rPr>
+          <w:rFonts w:ascii="Consolas" w:hAnsi="Consolas"/>
+          <w:sz w:val="20"/>
+        </w:rPr>
+        <w:t>irina</w:t>
+      </w:r>
+      <w:r>
+        <w:t xml:space="preserve">) — для </w:t>
+      </w:r>
+      <w:r>
+        <w:rPr>
+          <w:rFonts w:ascii="Consolas" w:hAnsi="Consolas"/>
+          <w:sz w:val="20"/>
+        </w:rPr>
+        <w:t>ЭКО_2</w:t>
+      </w:r>
+      <w:r>
+        <w:t xml:space="preserve">, куда мы грузили сами, права могут быть другими, но это </w:t>
+      </w:r>
+      <w:r>
+        <w:rPr>
+          <w:b/>
+        </w:rPr>
+        <w:t>не проверено</w:t>
+      </w:r>
+      <w:r>
+        <w:t xml:space="preserve">. Сделать пробное удаление одного файла из </w:t>
+      </w:r>
+      <w:r>
+        <w:rPr>
+          <w:rFonts w:ascii="Consolas" w:hAnsi="Consolas"/>
+          <w:sz w:val="20"/>
+        </w:rPr>
+        <w:t>ЭКО_2</w:t>
+      </w:r>
+      <w:r>
+        <w:t xml:space="preserve"> заранее, не в день демо — если удаление действительно недоступно, вернуться к варианту с отдельной демо-коллекцией (материалы для него — </w:t>
+      </w:r>
+      <w:r>
+        <w:rPr>
+          <w:rFonts w:ascii="Consolas" w:hAnsi="Consolas"/>
+          <w:sz w:val="20"/>
+        </w:rPr>
+        <w:t>demo-baza-bez-3-dokumentov.zip</w:t>
+      </w:r>
+      <w:r>
+        <w:t>, всё ещё в репозитории на этот случай).</w:t>
+      </w:r>
+    </w:p>
+    <w:p>
+      <w:pPr>
+        <w:pStyle w:val="Heading2"/>
+      </w:pPr>
+      <w:r>
+        <w:t>Что подготовлено</w:t>
       </w:r>
     </w:p>
     <w:p>
@@ -85,7 +238,7 @@
         <w:t>`demo-live-upload/`</w:t>
       </w:r>
       <w:r>
-        <w:t xml:space="preserve"> — три документа, которые загружаются вживую по ходу демонстрации, каждый на своём кейсе:</w:t>
+        <w:t xml:space="preserve"> — три документа для живой загрузки, по одному на кейс:</w:t>
       </w:r>
     </w:p>
     <w:p>
@@ -134,6 +287,40 @@
       </w:r>
     </w:p>
     <w:p>
+      <w:r>
+        <w:t xml:space="preserve">- </w:t>
+      </w:r>
+      <w:r>
+        <w:rPr>
+          <w:b/>
+        </w:rPr>
+        <w:t>`demo-baza-bez-3-dokumentov.zip`</w:t>
+      </w:r>
+      <w:r>
+        <w:t xml:space="preserve"> — запасной вариант: 24 из 27 документов </w:t>
+      </w:r>
+      <w:r>
+        <w:rPr>
+          <w:rFonts w:ascii="Consolas" w:hAnsi="Consolas"/>
+          <w:sz w:val="20"/>
+        </w:rPr>
+        <w:t>ЭКО_2</w:t>
+      </w:r>
+      <w:r>
+        <w:t xml:space="preserve">, без этих трёх. Нужен только если удаление из </w:t>
+      </w:r>
+      <w:r>
+        <w:rPr>
+          <w:rFonts w:ascii="Consolas" w:hAnsi="Consolas"/>
+          <w:sz w:val="20"/>
+        </w:rPr>
+        <w:t>ЭКО_2</w:t>
+      </w:r>
+      <w:r>
+        <w:t xml:space="preserve"> окажется недоступно и придётся собирать отдельную демо-коллекцию с нуля.</w:t>
+      </w:r>
+    </w:p>
+    <w:p>
       <w:pPr>
         <w:pStyle w:val="Heading2"/>
       </w:pPr>
@@ -143,17 +330,16 @@
     </w:p>
     <w:p>
       <w:r>
-        <w:t xml:space="preserve">1. Создать отдельную демо-коллекцию (например, </w:t>
+        <w:t xml:space="preserve">1. </w:t>
       </w:r>
       <w:r>
         <w:rPr>
-          <w:rFonts w:ascii="Consolas" w:hAnsi="Consolas"/>
-          <w:sz w:val="20"/>
+          <w:b/>
         </w:rPr>
-        <w:t>ЭКО_Демо</w:t>
+        <w:t>Заранее (не в день демо)</w:t>
       </w:r>
       <w:r>
-        <w:t xml:space="preserve">), по аналогии с </w:t>
+        <w:t xml:space="preserve"> удалить из </w:t>
       </w:r>
       <w:r>
         <w:rPr>
@@ -163,56 +349,12 @@
         <w:t>ЭКО_2</w:t>
       </w:r>
       <w:r>
-        <w:t xml:space="preserve"> (см. </w:t>
-      </w:r>
-      <w:r>
-        <w:rPr>
-          <w:rFonts w:ascii="Consolas" w:hAnsi="Consolas"/>
-          <w:sz w:val="20"/>
-        </w:rPr>
-        <w:t>instrukciya-test-eko-2.md</w:t>
-      </w:r>
-      <w:r>
-        <w:t xml:space="preserve">, §3) — не переиспользовать </w:t>
-      </w:r>
-      <w:r>
-        <w:rPr>
-          <w:rFonts w:ascii="Consolas" w:hAnsi="Consolas"/>
-          <w:sz w:val="20"/>
-        </w:rPr>
-        <w:t>ЭКО_2</w:t>
-      </w:r>
-      <w:r>
-        <w:t>, чтобы не портить контрольную коллекцию для дальнейших тестов.</w:t>
+        <w:t xml:space="preserve"> три файла из списка выше — проверить, что удаление вообще работает, и дать время перепроверить, что коллекция снова показывает «Готово»/корректный статус после удаления (не «Ошибка»/«Обработка»).</w:t>
       </w:r>
     </w:p>
     <w:p>
       <w:r>
-        <w:t xml:space="preserve">2. Загрузить в неё </w:t>
-      </w:r>
-      <w:r>
-        <w:rPr>
-          <w:rFonts w:ascii="Consolas" w:hAnsi="Consolas"/>
-          <w:sz w:val="20"/>
-        </w:rPr>
-        <w:t>demo-baza-bez-3-dokumentov.zip</w:t>
-      </w:r>
-      <w:r>
-        <w:t xml:space="preserve"> (24 файла) заранее, до встречи с заказчиком. Дождаться статуса «Готово» у всех 24 — </w:t>
-      </w:r>
-      <w:r>
-        <w:rPr>
-          <w:b/>
-        </w:rPr>
-        <w:t>не начинать демо, пока индексация не завершена</w:t>
-      </w:r>
-      <w:r>
-        <w:t>.</w:t>
-      </w:r>
-    </w:p>
-    <w:p>
-      <w:r>
-        <w:t xml:space="preserve">3. Держать </w:t>
+        <w:t xml:space="preserve">2. Держать </w:t>
       </w:r>
       <w:r>
         <w:rPr>
@@ -227,7 +369,7 @@
     </w:p>
     <w:p>
       <w:r>
-        <w:t xml:space="preserve">4. Использовать агент </w:t>
+        <w:t xml:space="preserve">3. Использовать агент </w:t>
       </w:r>
       <w:r>
         <w:rPr>
@@ -251,7 +393,61 @@
     </w:p>
     <w:p>
       <w:r>
-        <w:t>5. Явно сузить область поиска (попап «Где искать») до демо-коллекции — проверить чекбокс перед первым вопросом, не полагаться на память интерфейса.</w:t>
+        <w:t xml:space="preserve">4. Явно сузить область поиска (попап «Где искать») до </w:t>
+      </w:r>
+      <w:r>
+        <w:rPr>
+          <w:rFonts w:ascii="Consolas" w:hAnsi="Consolas"/>
+          <w:sz w:val="20"/>
+        </w:rPr>
+        <w:t>ЭКО_2</w:t>
+      </w:r>
+      <w:r>
+        <w:t xml:space="preserve"> — проверить чекбокс перед первым вопросом, не полагаться на память интерфейса.</w:t>
+      </w:r>
+    </w:p>
+    <w:p>
+      <w:r>
+        <w:t xml:space="preserve">5. </w:t>
+      </w:r>
+      <w:r>
+        <w:rPr>
+          <w:b/>
+        </w:rPr>
+        <w:t>После демо</w:t>
+      </w:r>
+      <w:r>
+        <w:t xml:space="preserve"> (в тот же день или сразу после) — загрузить все три файла заново, если они ещё не все были загружены по ходу встречи (например, если демонстрировались не все 3 кейса), чтобы </w:t>
+      </w:r>
+      <w:r>
+        <w:rPr>
+          <w:rFonts w:ascii="Consolas" w:hAnsi="Consolas"/>
+          <w:sz w:val="20"/>
+        </w:rPr>
+        <w:t>ЭКО_2</w:t>
+      </w:r>
+      <w:r>
+        <w:t xml:space="preserve"> вернулась к полным 27/27 для дальнейших тестов. Если план — не восстанавливать, а действительно держать </w:t>
+      </w:r>
+      <w:r>
+        <w:rPr>
+          <w:rFonts w:ascii="Consolas" w:hAnsi="Consolas"/>
+          <w:sz w:val="20"/>
+        </w:rPr>
+        <w:t>ЭКО_2</w:t>
+      </w:r>
+      <w:r>
+        <w:t xml:space="preserve"> «пустой» на эти три файла до следующего демо, явно зафиксировать это решение в </w:t>
+      </w:r>
+      <w:r>
+        <w:rPr>
+          <w:rFonts w:ascii="Consolas" w:hAnsi="Consolas"/>
+          <w:sz w:val="20"/>
+        </w:rPr>
+        <w:t>README.md</w:t>
+      </w:r>
+      <w:r>
+        <w:t>, чтобы не запутаться при следующем тесте.</w:t>
       </w:r>
     </w:p>
     <w:p>

--- a/docs/accounts/eco/scenarij-demonstracii-zhivoy-zagruzki.docx
+++ b/docs/accounts/eco/scenarij-demonstracii-zhivoy-zagruzki.docx
@@ -7,7 +7,7 @@
         <w:pStyle w:val="Heading1"/>
       </w:pPr>
       <w:r>
-        <w:t>Сценарий демонстрации: живая загрузка документа при заказчике</w:t>
+        <w:t>Сценарий демонстрации: живая динамика ответов при обновлении документа</w:t>
       </w:r>
     </w:p>
     <w:p>
@@ -18,36 +18,7 @@
         <w:t>Идея:</w:t>
       </w:r>
       <w:r>
-        <w:t xml:space="preserve"> вместо статичного показа готовых результатов — на глазах у заказчика задать вопрос, получить «не найдено»/неверный ответ, загрузить недостающий документ прямо в коллекцию, задать тот же вопрос снова и показать, как ответ меняется в реальном времени. Сильный визуальный эффект: заказчик своими глазами видит эффект от пополнения корпуса, а не верит на слово презентации.</w:t>
-      </w:r>
-    </w:p>
-    <w:p>
-      <w:r>
-        <w:rPr>
-          <w:b/>
-        </w:rPr>
-        <w:t>Почему это безопасно показывать вживую:</w:t>
-      </w:r>
-      <w:r>
-        <w:t xml:space="preserve"> все три кейса ниже — не гипотезы, а фактически воспроизведённые сегодня (12.09.2026) результаты из </w:t>
-      </w:r>
-      <w:r>
-        <w:rPr>
-          <w:rFonts w:ascii="Consolas" w:hAnsi="Consolas"/>
-          <w:sz w:val="20"/>
-        </w:rPr>
-        <w:t>pilot-test-03-eco2-protocol.md</w:t>
-      </w:r>
-      <w:r>
-        <w:t>, §1b/§1c. Каждый вопрос уже проверен дважды в реальном чате платформы: «до» (без документа) и «после» (с документом) — с точными цитатами, источниками и процентами релевантности. Риск, что демо не сработает вживую, минимален — это не первая попытка.</w:t>
-      </w:r>
-    </w:p>
-    <w:p>
-      <w:pPr>
-        <w:pStyle w:val="Heading2"/>
-      </w:pPr>
-      <w:r>
-        <w:t xml:space="preserve">Подход: прямо в </w:t>
+        <w:t xml:space="preserve"> задать вопрос на уже готовой коллекции </w:t>
       </w:r>
       <w:r>
         <w:rPr>
@@ -57,18 +28,7 @@
         <w:t>ЭКО_2</w:t>
       </w:r>
       <w:r>
-        <w:t>, без отдельной демо-коллекции</w:t>
-      </w:r>
-    </w:p>
-    <w:p>
-      <w:r>
-        <w:rPr>
-          <w:b/>
-        </w:rPr>
-        <w:t>Решение (12.09.2026):</w:t>
-      </w:r>
-      <w:r>
-        <w:t xml:space="preserve"> не создавать отдельную демо-коллекцию — использовать </w:t>
+        <w:t xml:space="preserve"> — получить хороший, верный ответ. Затем вместе с заказчиком отредактировать исходный документ (поменять конкретный факт — можно прямо по просьбе заказчика, «а если бы было так?») или подставить заранее подготовленную «более свежую версию», догрузить её в </w:t>
       </w:r>
       <w:r>
         <w:rPr>
@@ -78,55 +38,7 @@
         <w:t>ЭКО_2</w:t>
       </w:r>
       <w:r>
-        <w:t xml:space="preserve"> напрямую. </w:t>
-      </w:r>
-      <w:r>
-        <w:rPr>
-          <w:rFonts w:ascii="Consolas" w:hAnsi="Consolas"/>
-          <w:sz w:val="20"/>
-        </w:rPr>
-        <w:t>ЭКО_2</w:t>
-      </w:r>
-      <w:r>
-        <w:t xml:space="preserve"> уже содержит все 27 документов, включая три ниже. Схема: </w:t>
-      </w:r>
-      <w:r>
-        <w:rPr>
-          <w:b/>
-        </w:rPr>
-        <w:t>удалить</w:t>
-      </w:r>
-      <w:r>
-        <w:t xml:space="preserve"> эти три файла из </w:t>
-      </w:r>
-      <w:r>
-        <w:rPr>
-          <w:rFonts w:ascii="Consolas" w:hAnsi="Consolas"/>
-          <w:sz w:val="20"/>
-        </w:rPr>
-        <w:t>ЭКО_2</w:t>
-      </w:r>
-      <w:r>
-        <w:t xml:space="preserve"> перед встречей → на демо показать «до» (документа нет) → загрузить его вживую → показать «после» → по завершении демо-цикла </w:t>
-      </w:r>
-      <w:r>
-        <w:rPr>
-          <w:b/>
-        </w:rPr>
-        <w:t>удалить обратно</w:t>
-      </w:r>
-      <w:r>
-        <w:t xml:space="preserve">, чтобы вернуть </w:t>
-      </w:r>
-      <w:r>
-        <w:rPr>
-          <w:rFonts w:ascii="Consolas" w:hAnsi="Consolas"/>
-          <w:sz w:val="20"/>
-        </w:rPr>
-        <w:t>ЭКО_2</w:t>
-      </w:r>
-      <w:r>
-        <w:t xml:space="preserve"> в чистое референсное состояние для дальнейших тестов.</w:t>
+        <w:t xml:space="preserve"> и задать тот же вопрос снова. Ответ меняется вслед за документом — оба раза корректно, оба раза с точной ссылкой на актуальную версию. Заказчик видит вживую, как система реагирует на пополнение/актуализацию корпуса, а не верит на слово презентации.</w:t>
       </w:r>
     </w:p>
     <w:p>
@@ -134,89 +46,10 @@
         <w:rPr>
           <w:b/>
         </w:rPr>
-        <w:t>⚠️ Проверить заранее, до встречи с заказчиком: точечное удаление документа из `ЭКО_2` вообще доступно через UI.</w:t>
+        <w:t>`ЭКО_2` не трогаем и ничего не удаляем</w:t>
       </w:r>
       <w:r>
-        <w:t xml:space="preserve"> Сегодня при попытке удалить файл из коллекции </w:t>
-      </w:r>
-      <w:r>
-        <w:rPr>
-          <w:rFonts w:ascii="Consolas" w:hAnsi="Consolas"/>
-          <w:sz w:val="20"/>
-        </w:rPr>
-        <w:t>eco</w:t>
-      </w:r>
-      <w:r>
-        <w:t xml:space="preserve"> (папка </w:t>
-      </w:r>
-      <w:r>
-        <w:rPr>
-          <w:rFonts w:ascii="Consolas" w:hAnsi="Consolas"/>
-          <w:sz w:val="20"/>
-        </w:rPr>
-        <w:t>для теста ИИ (1)</w:t>
-      </w:r>
-      <w:r>
-        <w:t xml:space="preserve">) выяснилось, что точечного удаления там нет — ни в «Источники → Документы» (меню «...»: только Превью/Скачать оригинал/Разобранные данные), ни в администрировании коллекции (только настройки коллекции целиком, см. </w:t>
-      </w:r>
-      <w:r>
-        <w:rPr>
-          <w:rFonts w:ascii="Consolas" w:hAnsi="Consolas"/>
-          <w:sz w:val="20"/>
-        </w:rPr>
-        <w:t>pilot-test-03-eco2-protocol.md</w:t>
-      </w:r>
-      <w:r>
-        <w:t xml:space="preserve">, «Критическая находка»). Тот случай был про чужую загрузку (файлы </w:t>
-      </w:r>
-      <w:r>
-        <w:rPr>
-          <w:rFonts w:ascii="Consolas" w:hAnsi="Consolas"/>
-          <w:sz w:val="20"/>
-        </w:rPr>
-        <w:t>irina</w:t>
-      </w:r>
-      <w:r>
-        <w:t xml:space="preserve">) — для </w:t>
-      </w:r>
-      <w:r>
-        <w:rPr>
-          <w:rFonts w:ascii="Consolas" w:hAnsi="Consolas"/>
-          <w:sz w:val="20"/>
-        </w:rPr>
-        <w:t>ЭКО_2</w:t>
-      </w:r>
-      <w:r>
-        <w:t xml:space="preserve">, куда мы грузили сами, права могут быть другими, но это </w:t>
-      </w:r>
-      <w:r>
-        <w:rPr>
-          <w:b/>
-        </w:rPr>
-        <w:t>не проверено</w:t>
-      </w:r>
-      <w:r>
-        <w:t xml:space="preserve">. Сделать пробное удаление одного файла из </w:t>
-      </w:r>
-      <w:r>
-        <w:rPr>
-          <w:rFonts w:ascii="Consolas" w:hAnsi="Consolas"/>
-          <w:sz w:val="20"/>
-        </w:rPr>
-        <w:t>ЭКО_2</w:t>
-      </w:r>
-      <w:r>
-        <w:t xml:space="preserve"> заранее, не в день демо — если удаление действительно недоступно, вернуться к варианту с отдельной демо-коллекцией (материалы для него — </w:t>
-      </w:r>
-      <w:r>
-        <w:rPr>
-          <w:rFonts w:ascii="Consolas" w:hAnsi="Consolas"/>
-          <w:sz w:val="20"/>
-        </w:rPr>
-        <w:t>demo-baza-bez-3-dokumentov.zip</w:t>
-      </w:r>
-      <w:r>
-        <w:t>, всё ещё в репозитории на этот случай).</w:t>
+        <w:t xml:space="preserve"> — только добавляем новую версию документа поверх существующей коллекции.</w:t>
       </w:r>
     </w:p>
     <w:p>
@@ -229,61 +62,7 @@
     </w:p>
     <w:p>
       <w:r>
-        <w:t xml:space="preserve">- </w:t>
-      </w:r>
-      <w:r>
-        <w:rPr>
-          <w:b/>
-        </w:rPr>
-        <w:t>`demo-live-upload/`</w:t>
-      </w:r>
-      <w:r>
-        <w:t xml:space="preserve"> — три документа для живой загрузки, по одному на кейс:</w:t>
-      </w:r>
-    </w:p>
-    <w:p>
-      <w:r>
-        <w:t xml:space="preserve">- </w:t>
-      </w:r>
-      <w:r>
-        <w:rPr>
-          <w:rFonts w:ascii="Consolas" w:hAnsi="Consolas"/>
-          <w:sz w:val="20"/>
-        </w:rPr>
-        <w:t>procedura-pr-10-02-00-remontno-mehanicheskaya-sluzhba.docx</w:t>
-      </w:r>
-      <w:r>
-        <w:t xml:space="preserve"> — кейс 1</w:t>
-      </w:r>
-    </w:p>
-    <w:p>
-      <w:r>
-        <w:t xml:space="preserve">- </w:t>
-      </w:r>
-      <w:r>
-        <w:rPr>
-          <w:rFonts w:ascii="Consolas" w:hAnsi="Consolas"/>
-          <w:sz w:val="20"/>
-        </w:rPr>
-        <w:t>instrukciya-08-05-08.docx</w:t>
-      </w:r>
-      <w:r>
-        <w:t xml:space="preserve"> — кейс 2</w:t>
-      </w:r>
-    </w:p>
-    <w:p>
-      <w:r>
-        <w:t xml:space="preserve">- </w:t>
-      </w:r>
-      <w:r>
-        <w:rPr>
-          <w:rFonts w:ascii="Consolas" w:hAnsi="Consolas"/>
-          <w:sz w:val="20"/>
-        </w:rPr>
-        <w:t>dokument-08-04-01-korrektirovka-zakaza-na-proizvodstvo.docx</w:t>
-      </w:r>
-      <w:r>
-        <w:t xml:space="preserve"> — кейс 3</w:t>
+        <w:t>Каждый кейс — пара «оригинал / обновлённая версия», с единственным осознанно изменённым фактом:</w:t>
       </w:r>
     </w:p>
     <w:p>
@@ -294,10 +73,56 @@
         <w:rPr>
           <w:b/>
         </w:rPr>
-        <w:t>`demo-baza-bez-3-dokumentov.zip`</w:t>
+        <w:t>`demo-live-upload/metodika-38-obnovlena-demo.docx`</w:t>
       </w:r>
       <w:r>
-        <w:t xml:space="preserve"> — запасной вариант: 24 из 27 документов </w:t>
+        <w:t xml:space="preserve"> — Методика №38, высота сброса тары объёмом 1,5–5,0 л изменена с </w:t>
+      </w:r>
+      <w:r>
+        <w:rPr>
+          <w:b/>
+        </w:rPr>
+        <w:t>0,8 м</w:t>
+      </w:r>
+      <w:r>
+        <w:t xml:space="preserve"> на </w:t>
+      </w:r>
+      <w:r>
+        <w:rPr>
+          <w:b/>
+        </w:rPr>
+        <w:t>1,0 м</w:t>
+      </w:r>
+      <w:r>
+        <w:t xml:space="preserve"> (остальной текст и таблица — без изменений).</w:t>
+      </w:r>
+    </w:p>
+    <w:p>
+      <w:r>
+        <w:t xml:space="preserve">- </w:t>
+      </w:r>
+      <w:r>
+        <w:rPr>
+          <w:b/>
+        </w:rPr>
+        <w:t>`demo-live-upload/pr-10-02-00-obnovlena-demo.docx`</w:t>
+      </w:r>
+      <w:r>
+        <w:t xml:space="preserve"> — ПР-10(02)-00 «Ремонтно-механическая служба», ответственный за приоритизацию заявок на ремонт дополнен: было «Приоритетность определяет Начальник ПУ и/или Мастер ПО», стало «Приоритетность определяет </w:t>
+      </w:r>
+      <w:r>
+        <w:rPr>
+          <w:b/>
+        </w:rPr>
+        <w:t>Технический директор</w:t>
+      </w:r>
+      <w:r>
+        <w:t xml:space="preserve"> — в случае его отсутствия решение принимает Начальник ПУ и/или Мастер ПО».</w:t>
+      </w:r>
+    </w:p>
+    <w:p>
+      <w:r>
+        <w:t xml:space="preserve">Оригиналы этих документов уже в </w:t>
       </w:r>
       <w:r>
         <w:rPr>
@@ -307,17 +132,37 @@
         <w:t>ЭКО_2</w:t>
       </w:r>
       <w:r>
-        <w:t xml:space="preserve">, без этих трёх. Нужен только если удаление из </w:t>
+        <w:t xml:space="preserve"> (</w:t>
       </w:r>
       <w:r>
         <w:rPr>
           <w:rFonts w:ascii="Consolas" w:hAnsi="Consolas"/>
           <w:sz w:val="20"/>
         </w:rPr>
-        <w:t>ЭКО_2</w:t>
+        <w:t>converted-for-upload/metodika-38.docx</w:t>
       </w:r>
       <w:r>
-        <w:t xml:space="preserve"> окажется недоступно и придётся собирать отдельную демо-коллекцию с нуля.</w:t>
+        <w:t xml:space="preserve"> и </w:t>
+      </w:r>
+      <w:r>
+        <w:rPr>
+          <w:rFonts w:ascii="Consolas" w:hAnsi="Consolas"/>
+          <w:sz w:val="20"/>
+        </w:rPr>
+        <w:t>converted-for-upload/procedura-pr-10-02-00-remontno-mehanicheskaya-sluzhba.docx</w:t>
+      </w:r>
+      <w:r>
+        <w:t xml:space="preserve">) и уже дают верный ответ на связанные вопросы — сегодня оба проверены (протокол </w:t>
+      </w:r>
+      <w:r>
+        <w:rPr>
+          <w:rFonts w:ascii="Consolas" w:hAnsi="Consolas"/>
+          <w:sz w:val="20"/>
+        </w:rPr>
+        <w:t>pilot-test-03-eco2-protocol.md</w:t>
+      </w:r>
+      <w:r>
+        <w:t>, §1b, вопросы 2.3 и 5.2).</w:t>
       </w:r>
     </w:p>
     <w:p>
@@ -330,16 +175,7 @@
     </w:p>
     <w:p>
       <w:r>
-        <w:t xml:space="preserve">1. </w:t>
-      </w:r>
-      <w:r>
-        <w:rPr>
-          <w:b/>
-        </w:rPr>
-        <w:t>Заранее (не в день демо)</w:t>
-      </w:r>
-      <w:r>
-        <w:t xml:space="preserve"> удалить из </w:t>
+        <w:t xml:space="preserve">1. Убедиться, что </w:t>
       </w:r>
       <w:r>
         <w:rPr>
@@ -349,12 +185,36 @@
         <w:t>ЭКО_2</w:t>
       </w:r>
       <w:r>
-        <w:t xml:space="preserve"> три файла из списка выше — проверить, что удаление вообще работает, и дать время перепроверить, что коллекция снова показывает «Готово»/корректный статус после удаления (не «Ошибка»/«Обработка»).</w:t>
+        <w:t xml:space="preserve"> в рабочем состоянии — 27/27 «Готово», область поиска в чате сужена до </w:t>
+      </w:r>
+      <w:r>
+        <w:rPr>
+          <w:rFonts w:ascii="Consolas" w:hAnsi="Consolas"/>
+          <w:sz w:val="20"/>
+        </w:rPr>
+        <w:t>ЭКО_2</w:t>
+      </w:r>
+      <w:r>
+        <w:t>.</w:t>
       </w:r>
     </w:p>
     <w:p>
       <w:r>
-        <w:t xml:space="preserve">2. Держать </w:t>
+        <w:t xml:space="preserve">2. Использовать агент </w:t>
+      </w:r>
+      <w:r>
+        <w:rPr>
+          <w:b/>
+        </w:rPr>
+        <w:t>«Синапс.Инсайт — Closed-book RAG (системный)»</w:t>
+      </w:r>
+      <w:r>
+        <w:t xml:space="preserve"> — единственный сегодня подтверждённый как корректно уважающий область поиска (см. протокол, «Критическая находка»/§1a).</w:t>
+      </w:r>
+    </w:p>
+    <w:p>
+      <w:r>
+        <w:t xml:space="preserve">3. Держать </w:t>
       </w:r>
       <w:r>
         <w:rPr>
@@ -364,90 +224,40 @@
         <w:t>demo-live-upload/</w:t>
       </w:r>
       <w:r>
-        <w:t xml:space="preserve"> открытой в файловом менеджере на видимом экране — три файла, готовые для drag-and-drop в нужный момент.</w:t>
+        <w:t xml:space="preserve"> открытой на видимом экране.</w:t>
       </w:r>
     </w:p>
     <w:p>
       <w:r>
-        <w:t xml:space="preserve">3. Использовать агент </w:t>
+        <w:t xml:space="preserve">4. </w:t>
       </w:r>
       <w:r>
         <w:rPr>
           <w:b/>
         </w:rPr>
-        <w:t>«Синапс.Инсайт — Closed-book RAG (системный)»</w:t>
+        <w:t>Проверить заранее (не в день демо), как платформа обрабатывает повторную загрузку файла с изменённым содержимым</w:t>
       </w:r>
       <w:r>
-        <w:t xml:space="preserve"> — сегодня это единственный проверенный агент, который корректно уважает область поиска (см. </w:t>
+        <w:t xml:space="preserve"> — это ключевой неопределённый момент: если новый файл называется иначе, чем старый (как в подготовленных файлах — с суффиксом </w:t>
       </w:r>
       <w:r>
         <w:rPr>
           <w:rFonts w:ascii="Consolas" w:hAnsi="Consolas"/>
           <w:sz w:val="20"/>
         </w:rPr>
-        <w:t>pilot-test-03-eco2-protocol.md</w:t>
+        <w:t>-obnovlena-demo</w:t>
       </w:r>
       <w:r>
-        <w:t>, «Критическая находка»/§1a). С агентом «Аналитик» демо рискует не сработать из-за отдельного, ещё не подтверждённого бага.</w:t>
-      </w:r>
-    </w:p>
-    <w:p>
-      <w:r>
-        <w:t xml:space="preserve">4. Явно сузить область поиска (попап «Где искать») до </w:t>
-      </w:r>
-      <w:r>
-        <w:rPr>
-          <w:rFonts w:ascii="Consolas" w:hAnsi="Consolas"/>
-          <w:sz w:val="20"/>
-        </w:rPr>
-        <w:t>ЭКО_2</w:t>
-      </w:r>
-      <w:r>
-        <w:t xml:space="preserve"> — проверить чекбокс перед первым вопросом, не полагаться на память интерфейса.</w:t>
-      </w:r>
-    </w:p>
-    <w:p>
-      <w:r>
-        <w:t xml:space="preserve">5. </w:t>
+        <w:t xml:space="preserve">), в коллекции окажутся </w:t>
       </w:r>
       <w:r>
         <w:rPr>
           <w:b/>
         </w:rPr>
-        <w:t>После демо</w:t>
+        <w:t>два</w:t>
       </w:r>
       <w:r>
-        <w:t xml:space="preserve"> (в тот же день или сразу после) — загрузить все три файла заново, если они ещё не все были загружены по ходу встречи (например, если демонстрировались не все 3 кейса), чтобы </w:t>
-      </w:r>
-      <w:r>
-        <w:rPr>
-          <w:rFonts w:ascii="Consolas" w:hAnsi="Consolas"/>
-          <w:sz w:val="20"/>
-        </w:rPr>
-        <w:t>ЭКО_2</w:t>
-      </w:r>
-      <w:r>
-        <w:t xml:space="preserve"> вернулась к полным 27/27 для дальнейших тестов. Если план — не восстанавливать, а действительно держать </w:t>
-      </w:r>
-      <w:r>
-        <w:rPr>
-          <w:rFonts w:ascii="Consolas" w:hAnsi="Consolas"/>
-          <w:sz w:val="20"/>
-        </w:rPr>
-        <w:t>ЭКО_2</w:t>
-      </w:r>
-      <w:r>
-        <w:t xml:space="preserve"> «пустой» на эти три файла до следующего демо, явно зафиксировать это решение в </w:t>
-      </w:r>
-      <w:r>
-        <w:rPr>
-          <w:rFonts w:ascii="Consolas" w:hAnsi="Consolas"/>
-          <w:sz w:val="20"/>
-        </w:rPr>
-        <w:t>README.md</w:t>
-      </w:r>
-      <w:r>
-        <w:t>, чтобы не запутаться при следующем тесте.</w:t>
+        <w:t xml:space="preserve"> документа с частично пересекающимся содержимым: старый (0,8 м) и новый (1,0 м). Есть риск, что platform процитирует не тот, который нужен для эффектного контраста, или смешает оба в одном ответе. Сделать пробный прогон заранее и посмотреть на реальное поведение — от этого зависит, как вести кейс на самой встрече (см. «Если платформа путает версии» ниже).</w:t>
       </w:r>
     </w:p>
     <w:p>
@@ -455,7 +265,7 @@
         <w:pStyle w:val="Heading2"/>
       </w:pPr>
       <w:r>
-        <w:t>Кейс 1 — приоритет заявок на ремонт</w:t>
+        <w:t>Кейс 1 — высота сброса тары (числовой факт, проще всего контролировать)</w:t>
       </w:r>
     </w:p>
     <w:p>
@@ -463,7 +273,104 @@
         <w:rPr>
           <w:b/>
         </w:rPr>
-        <w:t>Вопрос (задать дословно):</w:t>
+        <w:t>Шаг 1. Задать вопрос на исходной коллекции:</w:t>
+      </w:r>
+      <w:r>
+        <w:t xml:space="preserve"> «С какой высоты нужно сбрасывать пластиковую тару объёмом от 1,5 до 5 литров, чтобы проверить её прочность?»</w:t>
+      </w:r>
+    </w:p>
+    <w:p>
+      <w:r>
+        <w:t xml:space="preserve">Ожидаемый ответ (зафиксирован сегодня в 18:48/18:52): «...высота падения должна быть не менее </w:t>
+      </w:r>
+      <w:r>
+        <w:rPr>
+          <w:b/>
+        </w:rPr>
+        <w:t>0,8 м</w:t>
+      </w:r>
+      <w:r>
+        <w:t>», источник — Методика №38.</w:t>
+      </w:r>
+    </w:p>
+    <w:p>
+      <w:r>
+        <w:rPr>
+          <w:b/>
+        </w:rPr>
+        <w:t>Шаг 2. Показать заказчику документ и предложить изменить значение.</w:t>
+      </w:r>
+      <w:r>
+        <w:t xml:space="preserve"> Можно взять готовый </w:t>
+      </w:r>
+      <w:r>
+        <w:rPr>
+          <w:rFonts w:ascii="Consolas" w:hAnsi="Consolas"/>
+          <w:sz w:val="20"/>
+        </w:rPr>
+        <w:t>metodika-38-obnovlena-demo.docx</w:t>
+      </w:r>
+      <w:r>
+        <w:t xml:space="preserve"> (0,8 → 1,0) как есть, либо — эффектнее — открыть исходный </w:t>
+      </w:r>
+      <w:r>
+        <w:rPr>
+          <w:rFonts w:ascii="Consolas" w:hAnsi="Consolas"/>
+          <w:sz w:val="20"/>
+        </w:rPr>
+        <w:t>.docx</w:t>
+      </w:r>
+      <w:r>
+        <w:t xml:space="preserve"> прямо при заказчике и на его глазах поменять цифру на любое число, которое он назовёт.</w:t>
+      </w:r>
+    </w:p>
+    <w:p>
+      <w:r>
+        <w:rPr>
+          <w:b/>
+        </w:rPr>
+        <w:t>Шаг 3. Загрузить обновлённый файл в `ЭКО_2`.</w:t>
+      </w:r>
+      <w:r>
+        <w:t xml:space="preserve"> Дождаться статуса «Готово».</w:t>
+      </w:r>
+    </w:p>
+    <w:p>
+      <w:r>
+        <w:rPr>
+          <w:b/>
+        </w:rPr>
+        <w:t>Шаг 4. Задать тот же вопрос снова.</w:t>
+      </w:r>
+      <w:r>
+        <w:t xml:space="preserve"> Ожидается: ответ повторяет структуру, но с новым числом («не менее 1,0 м» — или тем значением, которое ввёл заказчик), источник — новая версия документа.</w:t>
+      </w:r>
+    </w:p>
+    <w:p>
+      <w:r>
+        <w:rPr>
+          <w:b/>
+        </w:rPr>
+        <w:t>Почему этот кейс лучше всего начать:</w:t>
+      </w:r>
+      <w:r>
+        <w:t xml:space="preserve"> единственный изменяемый факт — число, легко проверить на глаз (заказчик сам видит цифру в документе и в ответе), нет риска двусмысленной трактовки «изменился ли ответ».</w:t>
+      </w:r>
+    </w:p>
+    <w:p>
+      <w:pPr>
+        <w:pStyle w:val="Heading2"/>
+      </w:pPr>
+      <w:r>
+        <w:t>Кейс 2 — ответственный за приоритизацию заявок на ремонт</w:t>
+      </w:r>
+    </w:p>
+    <w:p>
+      <w:r>
+        <w:rPr>
+          <w:b/>
+        </w:rPr>
+        <w:t>Шаг 1. Задать вопрос:</w:t>
       </w:r>
       <w:r>
         <w:t xml:space="preserve"> «Я механик. Пришло несколько заявок на срочный ремонт. Как понять, какую делать первой?»</w:t>
@@ -471,13 +378,16 @@
     </w:p>
     <w:p>
       <w:r>
+        <w:t xml:space="preserve">Ожидаемый ответ (зафиксирован сегодня в 19:14): «...Приоритетность определяет </w:t>
+      </w:r>
+      <w:r>
         <w:rPr>
           <w:b/>
         </w:rPr>
-        <w:t>До загрузки:</w:t>
+        <w:t>Начальник ПУ и/или Мастер ПО</w:t>
       </w:r>
       <w:r>
-        <w:t xml:space="preserve"> платформа не находит порядок приоритизации. Сегодня в 19:13 на коллекции без этого документа ответ был: «Не нашёл порядка определения очередности выполнения нескольких срочных заявок на ремонт механиком. Источник найденного поиска — документы по корректировке заказов в 1С; они не описывают приоритизацию ремонтных заявок.» Источники — три не по теме.</w:t>
+        <w:t>...».</w:t>
       </w:r>
     </w:p>
     <w:p>
@@ -485,20 +395,20 @@
         <w:rPr>
           <w:b/>
         </w:rPr>
-        <w:t>Загрузить:</w:t>
+        <w:t>Шаг 2–3.</w:t>
       </w:r>
       <w:r>
-        <w:t xml:space="preserve"> </w:t>
+        <w:t xml:space="preserve"> Загрузить </w:t>
       </w:r>
       <w:r>
         <w:rPr>
           <w:rFonts w:ascii="Consolas" w:hAnsi="Consolas"/>
           <w:sz w:val="20"/>
         </w:rPr>
-        <w:t>procedura-pr-10-02-00-remontno-mehanicheskaya-sluzhba.docx</w:t>
+        <w:t>pr-10-02-00-obnovlena-demo.docx</w:t>
       </w:r>
       <w:r>
-        <w:t xml:space="preserve"> («ПР-10(02)-00 Ремонтно-механическая служба»). Дождаться статуса «Готово».</w:t>
+        <w:t xml:space="preserve"> (добавлена роль «Технический директор» как основной ответственный). Дождаться «Готово».</w:t>
       </w:r>
     </w:p>
     <w:p>
@@ -506,10 +416,10 @@
         <w:rPr>
           <w:b/>
         </w:rPr>
-        <w:t>После загрузки, тот же вопрос:</w:t>
+        <w:t>Шаг 4. Тот же вопрос снова.</w:t>
       </w:r>
       <w:r>
-        <w:t xml:space="preserve"> ответ становится полным и точным: «Первой выполняется заявка, неисправность по которой может повлиять на безопасность выпускаемой продукции. Приоритетность определяет Начальник ПУ и/или Мастер ПО. Заявки выполняет сотрудник РМС, назначенный Старшим механиком» — с точной цитатой из источника. Зафиксировано сегодня в 19:14.</w:t>
+        <w:t xml:space="preserve"> Ожидается: ответ теперь называет Технического директора как основного, с оговоркой про Начальника ПУ/Мастера ПО как резерв.</w:t>
       </w:r>
     </w:p>
     <w:p>
@@ -517,21 +427,10 @@
         <w:rPr>
           <w:b/>
         </w:rPr>
-        <w:t>Что подчеркнуть заказчику:</w:t>
+        <w:t>Почему этот кейс — вторым:</w:t>
       </w:r>
       <w:r>
-        <w:t xml:space="preserve"> это не первый раз, когда мы задавали этот вопрос — он стабильно не решался на протяжении трёх раундов тестирования (11.09, 12.09 и ранее сегодня), при том что нужный документ физически лежал в системе, просто в другой обработке. Показывает: проблема была не «функция не умеет так», а именно в том, что документа не было в коллекции в нужном виде — и она решается загрузкой.</w:t>
-      </w:r>
-    </w:p>
-    <w:p>
-      <w:r>
-        <w:rPr>
-          <w:b/>
-        </w:rPr>
-        <w:t>Осторожность:</w:t>
-      </w:r>
-      <w:r>
-        <w:t xml:space="preserve"> карточка источника при этом ответе сегодня показывала не тот файл, хотя текст ответа был верным (известная отдельная аномалия платформы, см. баг-репорт). Не показывать заказчику карточку источника крупным планом на этом кейсе — фокус на тексте ответа.</w:t>
+        <w:t xml:space="preserve"> менее «арифметически» очевиден, чем числовой кейс 1, но нагляднее показывает практическую пользу — реальная client-организация меняет зоны ответственности, и RAG-система должна успевать за такими изменениями, а не выдавать устаревший регламент.</w:t>
       </w:r>
     </w:p>
     <w:p>
@@ -539,145 +438,45 @@
         <w:pStyle w:val="Heading2"/>
       </w:pPr>
       <w:r>
-        <w:t>Кейс 2 — добавление Спецификации в 1С-8</w:t>
+        <w:t>Если платформа путает версии (оба документа проиндексированы одновременно)</w:t>
       </w:r>
     </w:p>
     <w:p>
       <w:r>
-        <w:rPr>
-          <w:b/>
-        </w:rPr>
-        <w:t>Вопрос (задать дословно):</w:t>
-      </w:r>
-      <w:r>
-        <w:t xml:space="preserve"> «Как добавить новую Спецификацию в 1С-8?»</w:t>
+        <w:t>Если по итогам пробного прогона (см. «Подготовка», п. 4) окажется, что ответ после загрузки смешивает старое и новое значение, или карточка источника показывает не ту версию — два пути:</w:t>
       </w:r>
     </w:p>
     <w:p>
       <w:r>
+        <w:t xml:space="preserve">1. </w:t>
+      </w:r>
+      <w:r>
         <w:rPr>
           <w:b/>
         </w:rPr>
-        <w:t>До загрузки:</w:t>
+        <w:t>Переименовать «старую» копию перед демо</w:t>
       </w:r>
       <w:r>
-        <w:t xml:space="preserve"> платформа даёт только общую email-процедуру, без конкретных шагов в интерфейсе 1С-8. Сегодня в 19:19 ответ: «Направить запрос по электронной почте Ведущему технологу ПО... Подробный порядок самостоятельного добавления спецификации в интерфейсе 1С-8 в доступном фрагменте не приведён.» Источник — смежный документ не по теме (про заказы на производство).</w:t>
+        <w:t xml:space="preserve"> так, чтобы она перестала совпадать по названию/пути с новой, и явно исключить её из ответа средствами платформы, если такая возможность есть (например, деактивировать документ, если это доступно — проверить в разделе администрирования коллекции).</w:t>
       </w:r>
     </w:p>
     <w:p>
       <w:r>
+        <w:t xml:space="preserve">2. </w:t>
+      </w:r>
+      <w:r>
         <w:rPr>
           <w:b/>
         </w:rPr>
-        <w:t>Загрузить:</w:t>
+        <w:t>Сменить формулировку вопроса на второй заход</w:t>
       </w:r>
       <w:r>
-        <w:t xml:space="preserve"> </w:t>
-      </w:r>
-      <w:r>
-        <w:rPr>
-          <w:rFonts w:ascii="Consolas" w:hAnsi="Consolas"/>
-          <w:sz w:val="20"/>
-        </w:rPr>
-        <w:t>instrukciya-08-05-08.docx</w:t>
-      </w:r>
-      <w:r>
-        <w:t xml:space="preserve"> («И-08-05-08 Внесение спецификаций в базе 1С-8»). Дождаться статуса «Готово».</w:t>
+        <w:t>, чтобы явно попросить актуальную информацию («какая последняя редакция Методики №38 по высоте сброса тары для тары 1,5–5 литров?») — это не так эффектно, но остаётся честной демонстрацией того, что новый документ действительно проиндексирован и виден системе.</w:t>
       </w:r>
     </w:p>
     <w:p>
       <w:r>
-        <w:rPr>
-          <w:b/>
-        </w:rPr>
-        <w:t>После загрузки, тот же вопрос:</w:t>
-      </w:r>
-      <w:r>
-        <w:t xml:space="preserve"> полная 7-шаговая процедура именно в интерфейсе 1С-8 — получить утверждённую форму 16-03, внести спецификацию в течение 1 рабочего дня, заполнить поле «Статья затрат», вкладку «Дополнительно» (Состояние/Дата утверждения/Ответственный/Назначение), установить активной, прикрепить форму 16-03, нажать «Записать». С верной ссылкой на загруженный документ. Зафиксировано сегодня в 19:23–19:24.</w:t>
-      </w:r>
-    </w:p>
-    <w:p>
-      <w:r>
-        <w:rPr>
-          <w:b/>
-        </w:rPr>
-        <w:t>Что подчеркнуть:</w:t>
-      </w:r>
-      <w:r>
-        <w:t xml:space="preserve"> контраст особенно нагляден — «до» ответ выглядит правдоподобно (грамотная email-процедура), но не отвечает на реальный вопрос пользователя (как это сделать в 1С-8). После загрузки ответ переходит от общих слов к конкретной пошаговой инструкции с полями интерфейса.</w:t>
-      </w:r>
-    </w:p>
-    <w:p>
-      <w:pPr>
-        <w:pStyle w:val="Heading2"/>
-      </w:pPr>
-      <w:r>
-        <w:t>Кейс 3 — корректировка Заказа на производство при меньшем весе</w:t>
-      </w:r>
-    </w:p>
-    <w:p>
-      <w:r>
-        <w:rPr>
-          <w:b/>
-        </w:rPr>
-        <w:t>Вопрос (задать дословно):</w:t>
-      </w:r>
-      <w:r>
-        <w:t xml:space="preserve"> «Действия по корректировке Заказа на производство при выпуске продукции с меньшим весом.»</w:t>
-      </w:r>
-    </w:p>
-    <w:p>
-      <w:r>
-        <w:rPr>
-          <w:b/>
-        </w:rPr>
-        <w:t>До загрузки:</w:t>
-      </w:r>
-      <w:r>
-        <w:t xml:space="preserve"> платформа даёт общую процедуру корректировки заказа *покупателя*, не специфичную для заказа *на производство*. Сегодня в 18:46 ответ: 4 шага через общий документ И-12-10-03, с честной оговоркой «В найденном фрагменте отдельно не указано, как рассчитывать величину уменьшения именно в килограммах».</w:t>
-      </w:r>
-    </w:p>
-    <w:p>
-      <w:r>
-        <w:rPr>
-          <w:b/>
-        </w:rPr>
-        <w:t>Загрузить:</w:t>
-      </w:r>
-      <w:r>
-        <w:t xml:space="preserve"> </w:t>
-      </w:r>
-      <w:r>
-        <w:rPr>
-          <w:rFonts w:ascii="Consolas" w:hAnsi="Consolas"/>
-          <w:sz w:val="20"/>
-        </w:rPr>
-        <w:t>dokument-08-04-01-korrektirovka-zakaza-na-proizvodstvo.docx</w:t>
-      </w:r>
-      <w:r>
-        <w:t xml:space="preserve"> («Д-08-04/01 Проведение корректировок к заказу на производство в базе 1С-8 при сдаче готовой продукции на склад»). Дождаться статуса «Готово».</w:t>
-      </w:r>
-    </w:p>
-    <w:p>
-      <w:r>
-        <w:rPr>
-          <w:b/>
-        </w:rPr>
-        <w:t>После загрузки, тот же вопрос:</w:t>
-      </w:r>
-      <w:r>
-        <w:t xml:space="preserve"> развёрнутая 8-шаговая процедура именно для заказа на производство — с конкретными действиями (вкладка «Продукция и услуги», вкладка «Материалы», кнопка «Анализ», форма 16-03, отметка «Фасовка», форма 08-03). Зафиксировано сегодня в 19:33.</w:t>
-      </w:r>
-    </w:p>
-    <w:p>
-      <w:r>
-        <w:rPr>
-          <w:b/>
-        </w:rPr>
-        <w:t>Что подчеркнуть:</w:t>
-      </w:r>
-      <w:r>
-        <w:t xml:space="preserve"> это самый тонкий из трёх кейсов — «до»-ответ не выглядит как явная ошибка (он логичный и по существу), поэтому эффект от загрузки документа здесь не «было неверно — стало верно», а «было общее — стало точное и специфичное». Хорошо ставить этот кейс последним, после того как заказчик уже увидел два более контрастных случая.</w:t>
+        <w:t>Не обещать заказчику идеальное поведение заранее — сначала прогнать оба кейса самостоятельно хотя бы один раз до встречи.</w:t>
       </w:r>
     </w:p>
     <w:p>
@@ -690,29 +489,7 @@
     </w:p>
     <w:p>
       <w:r>
-        <w:t xml:space="preserve">Рекомендуемый порядок — от самого контрастного эффекта к самому тонкому: </w:t>
-      </w:r>
-      <w:r>
-        <w:rPr>
-          <w:b/>
-        </w:rPr>
-        <w:t>кейс 1 → кейс 2 → кейс 3</w:t>
-      </w:r>
-      <w:r>
-        <w:t>. Между кейсами не обязательно ждать долго — как только статус документа «Готово», можно сразу повторять вопрос.</w:t>
-      </w:r>
-    </w:p>
-    <w:p>
-      <w:pPr>
-        <w:pStyle w:val="Heading2"/>
-      </w:pPr>
-      <w:r>
-        <w:t>Что делать, если результат не воспроизвёлся один в один</w:t>
-      </w:r>
-    </w:p>
-    <w:p>
-      <w:r>
-        <w:t>Маловероятно, но если ответ «после» окажется не идентичен зафиксированному в протоколе — не паниковать и не обещать заказчику точное совпадение дословно. Достаточно, чтобы направление изменения было тем же (был пробел → стал полный, конкретный ответ). Если ответ вообще не изменился после загрузки — прервать демо на этом кейсе, не настаивать, перейти к следующему; после встречи разобраться отдельно (не должно происходить, но полностью гарантировать поведение стороннего сервиса на живой демонстрации нельзя).</w:t>
+        <w:t>Кейс 1 (высота тары) → кейс 2 (приоритизация ремонта). Между кейсами не нужно ждать дольше, чем занимает индексация — статус «Готово» у документа.</w:t>
       </w:r>
     </w:p>
     <w:sectPr>
